--- a/Module 1/1.7. Arrays & objects iteration, immutability patterns, Map, Set, performance considerations.docx
+++ b/Module 1/1.7. Arrays & objects iteration, immutability patterns, Map, Set, performance considerations.docx
@@ -45,7 +45,7 @@
     <w:p>
       <w:r>
         <w:pict w14:anchorId="456126B3">
-          <v:rect id="_x0000_i1109" style="width:0;height:1.5pt" o:hralign="center" o:hrstd="t" o:hr="t" fillcolor="#a0a0a0" stroked="f"/>
+          <v:rect id="_x0000_i1025" style="width:0;height:1.5pt" o:hralign="center" o:hrstd="t" o:hr="t" fillcolor="#a0a0a0" stroked="f"/>
         </w:pict>
       </w:r>
     </w:p>
@@ -105,7 +105,7 @@
     <w:p>
       <w:r>
         <w:pict w14:anchorId="3B1689DA">
-          <v:rect id="_x0000_i1110" style="width:0;height:1.5pt" o:hralign="center" o:hrstd="t" o:hr="t" fillcolor="#a0a0a0" stroked="f"/>
+          <v:rect id="_x0000_i1026" style="width:0;height:1.5pt" o:hralign="center" o:hrstd="t" o:hr="t" fillcolor="#a0a0a0" stroked="f"/>
         </w:pict>
       </w:r>
     </w:p>
@@ -312,6 +312,7 @@
                 <w:bCs/>
               </w:rPr>
             </w:pPr>
+            <w:proofErr w:type="spellStart"/>
             <w:proofErr w:type="gramStart"/>
             <w:r>
               <w:rPr>
@@ -321,6 +322,7 @@
               </w:rPr>
               <w:t>arr.push</w:t>
             </w:r>
+            <w:proofErr w:type="spellEnd"/>
             <w:proofErr w:type="gramEnd"/>
             <w:r>
               <w:rPr>
@@ -429,7 +431,43 @@
                 <w:b/>
                 <w:bCs/>
               </w:rPr>
-              <w:t>const newArr = [...arr, 4]</w:t>
+              <w:t xml:space="preserve">const </w:t>
+            </w:r>
+            <w:proofErr w:type="spellStart"/>
+            <w:r>
+              <w:rPr>
+                <w:rFonts w:ascii="Segoe UI Emoji" w:hAnsi="Segoe UI Emoji" w:cs="Segoe UI Emoji"/>
+                <w:b/>
+                <w:bCs/>
+              </w:rPr>
+              <w:t>newArr</w:t>
+            </w:r>
+            <w:proofErr w:type="spellEnd"/>
+            <w:r>
+              <w:rPr>
+                <w:rFonts w:ascii="Segoe UI Emoji" w:hAnsi="Segoe UI Emoji" w:cs="Segoe UI Emoji"/>
+                <w:b/>
+                <w:bCs/>
+              </w:rPr>
+              <w:t xml:space="preserve"> = [...</w:t>
+            </w:r>
+            <w:proofErr w:type="spellStart"/>
+            <w:r>
+              <w:rPr>
+                <w:rFonts w:ascii="Segoe UI Emoji" w:hAnsi="Segoe UI Emoji" w:cs="Segoe UI Emoji"/>
+                <w:b/>
+                <w:bCs/>
+              </w:rPr>
+              <w:t>arr</w:t>
+            </w:r>
+            <w:proofErr w:type="spellEnd"/>
+            <w:r>
+              <w:rPr>
+                <w:rFonts w:ascii="Segoe UI Emoji" w:hAnsi="Segoe UI Emoji" w:cs="Segoe UI Emoji"/>
+                <w:b/>
+                <w:bCs/>
+              </w:rPr>
+              <w:t>, 4]</w:t>
             </w:r>
           </w:p>
         </w:tc>
@@ -516,7 +554,25 @@
           <w:b/>
           <w:bCs/>
         </w:rPr>
-        <w:t>const arr = [1, 2, 3</w:t>
+        <w:t xml:space="preserve">const </w:t>
+      </w:r>
+      <w:proofErr w:type="spellStart"/>
+      <w:r>
+        <w:rPr>
+          <w:rFonts w:ascii="Segoe UI Emoji" w:hAnsi="Segoe UI Emoji" w:cs="Segoe UI Emoji"/>
+          <w:b/>
+          <w:bCs/>
+        </w:rPr>
+        <w:t>arr</w:t>
+      </w:r>
+      <w:proofErr w:type="spellEnd"/>
+      <w:r>
+        <w:rPr>
+          <w:rFonts w:ascii="Segoe UI Emoji" w:hAnsi="Segoe UI Emoji" w:cs="Segoe UI Emoji"/>
+          <w:b/>
+          <w:bCs/>
+        </w:rPr>
+        <w:t xml:space="preserve"> = [1, 2, 3</w:t>
       </w:r>
       <w:proofErr w:type="gramStart"/>
       <w:r>
@@ -537,6 +593,7 @@
           <w:bCs/>
         </w:rPr>
       </w:pPr>
+      <w:proofErr w:type="spellStart"/>
       <w:proofErr w:type="gramStart"/>
       <w:r>
         <w:rPr>
@@ -546,6 +603,7 @@
         </w:rPr>
         <w:t>arr.push</w:t>
       </w:r>
+      <w:proofErr w:type="spellEnd"/>
       <w:proofErr w:type="gramEnd"/>
       <w:r>
         <w:rPr>
@@ -570,7 +628,25 @@
           <w:b/>
           <w:bCs/>
         </w:rPr>
-        <w:t>console.log(arr); // [1, 2, 3, 4]</w:t>
+        <w:t>console.log(</w:t>
+      </w:r>
+      <w:proofErr w:type="spellStart"/>
+      <w:r>
+        <w:rPr>
+          <w:rFonts w:ascii="Segoe UI Emoji" w:hAnsi="Segoe UI Emoji" w:cs="Segoe UI Emoji"/>
+          <w:b/>
+          <w:bCs/>
+        </w:rPr>
+        <w:t>arr</w:t>
+      </w:r>
+      <w:proofErr w:type="spellEnd"/>
+      <w:r>
+        <w:rPr>
+          <w:rFonts w:ascii="Segoe UI Emoji" w:hAnsi="Segoe UI Emoji" w:cs="Segoe UI Emoji"/>
+          <w:b/>
+          <w:bCs/>
+        </w:rPr>
+        <w:t>); // [1, 2, 3, 4]</w:t>
       </w:r>
     </w:p>
     <w:p>
@@ -614,7 +690,7 @@
           <w:bCs/>
         </w:rPr>
         <w:pict w14:anchorId="404D598A">
-          <v:rect id="_x0000_i1143" style="width:0;height:1.5pt" o:hralign="center" o:hrstd="t" o:hr="t" fillcolor="#a0a0a0" stroked="f"/>
+          <v:rect id="_x0000_i1027" style="width:0;height:1.5pt" o:hralign="center" o:hrstd="t" o:hr="t" fillcolor="#a0a0a0" stroked="f"/>
         </w:pict>
       </w:r>
     </w:p>
@@ -649,7 +725,25 @@
           <w:b/>
           <w:bCs/>
         </w:rPr>
-        <w:t>const arr = [1, 2, 3</w:t>
+        <w:t xml:space="preserve">const </w:t>
+      </w:r>
+      <w:proofErr w:type="spellStart"/>
+      <w:r>
+        <w:rPr>
+          <w:rFonts w:ascii="Segoe UI Emoji" w:hAnsi="Segoe UI Emoji" w:cs="Segoe UI Emoji"/>
+          <w:b/>
+          <w:bCs/>
+        </w:rPr>
+        <w:t>arr</w:t>
+      </w:r>
+      <w:proofErr w:type="spellEnd"/>
+      <w:r>
+        <w:rPr>
+          <w:rFonts w:ascii="Segoe UI Emoji" w:hAnsi="Segoe UI Emoji" w:cs="Segoe UI Emoji"/>
+          <w:b/>
+          <w:bCs/>
+        </w:rPr>
+        <w:t xml:space="preserve"> = [1, 2, 3</w:t>
       </w:r>
       <w:proofErr w:type="gramStart"/>
       <w:r>
@@ -676,7 +770,43 @@
           <w:b/>
           <w:bCs/>
         </w:rPr>
-        <w:t>const newArr = [...arr, 4]; // makes a NEW array</w:t>
+        <w:t xml:space="preserve">const </w:t>
+      </w:r>
+      <w:proofErr w:type="spellStart"/>
+      <w:r>
+        <w:rPr>
+          <w:rFonts w:ascii="Segoe UI Emoji" w:hAnsi="Segoe UI Emoji" w:cs="Segoe UI Emoji"/>
+          <w:b/>
+          <w:bCs/>
+        </w:rPr>
+        <w:t>newArr</w:t>
+      </w:r>
+      <w:proofErr w:type="spellEnd"/>
+      <w:r>
+        <w:rPr>
+          <w:rFonts w:ascii="Segoe UI Emoji" w:hAnsi="Segoe UI Emoji" w:cs="Segoe UI Emoji"/>
+          <w:b/>
+          <w:bCs/>
+        </w:rPr>
+        <w:t xml:space="preserve"> = [...</w:t>
+      </w:r>
+      <w:proofErr w:type="spellStart"/>
+      <w:r>
+        <w:rPr>
+          <w:rFonts w:ascii="Segoe UI Emoji" w:hAnsi="Segoe UI Emoji" w:cs="Segoe UI Emoji"/>
+          <w:b/>
+          <w:bCs/>
+        </w:rPr>
+        <w:t>arr</w:t>
+      </w:r>
+      <w:proofErr w:type="spellEnd"/>
+      <w:r>
+        <w:rPr>
+          <w:rFonts w:ascii="Segoe UI Emoji" w:hAnsi="Segoe UI Emoji" w:cs="Segoe UI Emoji"/>
+          <w:b/>
+          <w:bCs/>
+        </w:rPr>
+        <w:t>, 4]; // makes a NEW array</w:t>
       </w:r>
     </w:p>
     <w:p>
@@ -694,24 +824,60 @@
           <w:bCs/>
         </w:rPr>
         <w:lastRenderedPageBreak/>
-        <w:t>console.log(arr); // [1, 2, 3]</w:t>
-      </w:r>
-    </w:p>
-    <w:p>
-      <w:pPr>
-        <w:rPr>
-          <w:rFonts w:ascii="Segoe UI Emoji" w:hAnsi="Segoe UI Emoji" w:cs="Segoe UI Emoji"/>
-          <w:b/>
-          <w:bCs/>
-        </w:rPr>
-      </w:pPr>
-      <w:r>
-        <w:rPr>
-          <w:rFonts w:ascii="Segoe UI Emoji" w:hAnsi="Segoe UI Emoji" w:cs="Segoe UI Emoji"/>
-          <w:b/>
-          <w:bCs/>
-        </w:rPr>
-        <w:t>console.log(newArr); // [1, 2, 3, 4]</w:t>
+        <w:t>console.log(</w:t>
+      </w:r>
+      <w:proofErr w:type="spellStart"/>
+      <w:r>
+        <w:rPr>
+          <w:rFonts w:ascii="Segoe UI Emoji" w:hAnsi="Segoe UI Emoji" w:cs="Segoe UI Emoji"/>
+          <w:b/>
+          <w:bCs/>
+        </w:rPr>
+        <w:t>arr</w:t>
+      </w:r>
+      <w:proofErr w:type="spellEnd"/>
+      <w:r>
+        <w:rPr>
+          <w:rFonts w:ascii="Segoe UI Emoji" w:hAnsi="Segoe UI Emoji" w:cs="Segoe UI Emoji"/>
+          <w:b/>
+          <w:bCs/>
+        </w:rPr>
+        <w:t>); // [1, 2, 3]</w:t>
+      </w:r>
+    </w:p>
+    <w:p>
+      <w:pPr>
+        <w:rPr>
+          <w:rFonts w:ascii="Segoe UI Emoji" w:hAnsi="Segoe UI Emoji" w:cs="Segoe UI Emoji"/>
+          <w:b/>
+          <w:bCs/>
+        </w:rPr>
+      </w:pPr>
+      <w:r>
+        <w:rPr>
+          <w:rFonts w:ascii="Segoe UI Emoji" w:hAnsi="Segoe UI Emoji" w:cs="Segoe UI Emoji"/>
+          <w:b/>
+          <w:bCs/>
+        </w:rPr>
+        <w:t>console.log(</w:t>
+      </w:r>
+      <w:proofErr w:type="spellStart"/>
+      <w:r>
+        <w:rPr>
+          <w:rFonts w:ascii="Segoe UI Emoji" w:hAnsi="Segoe UI Emoji" w:cs="Segoe UI Emoji"/>
+          <w:b/>
+          <w:bCs/>
+        </w:rPr>
+        <w:t>newArr</w:t>
+      </w:r>
+      <w:proofErr w:type="spellEnd"/>
+      <w:r>
+        <w:rPr>
+          <w:rFonts w:ascii="Segoe UI Emoji" w:hAnsi="Segoe UI Emoji" w:cs="Segoe UI Emoji"/>
+          <w:b/>
+          <w:bCs/>
+        </w:rPr>
+        <w:t>); // [1, 2, 3, 4]</w:t>
       </w:r>
     </w:p>
     <w:p>
@@ -958,9 +1124,14 @@
             <w:hideMark/>
           </w:tcPr>
           <w:p>
+            <w:proofErr w:type="spellStart"/>
             <w:proofErr w:type="gramStart"/>
             <w:r>
-              <w:t>forEach(</w:t>
+              <w:t>forEach</w:t>
+            </w:r>
+            <w:proofErr w:type="spellEnd"/>
+            <w:r>
+              <w:t>(</w:t>
             </w:r>
             <w:proofErr w:type="gramEnd"/>
             <w:r>
@@ -1420,7 +1591,7 @@
     <w:p>
       <w:r>
         <w:pict w14:anchorId="6AB34E74">
-          <v:rect id="_x0000_i1111" style="width:0;height:1.5pt" o:hralign="center" o:hrstd="t" o:hr="t" fillcolor="#a0a0a0" stroked="f"/>
+          <v:rect id="_x0000_i1028" style="width:0;height:1.5pt" o:hralign="center" o:hrstd="t" o:hr="t" fillcolor="#a0a0a0" stroked="f"/>
         </w:pict>
       </w:r>
     </w:p>
@@ -1531,9 +1702,14 @@
       <w:r>
         <w:t xml:space="preserve">const names = </w:t>
       </w:r>
-      <w:proofErr w:type="gramStart"/>
-      <w:r>
-        <w:t>users.map(</w:t>
+      <w:proofErr w:type="spellStart"/>
+      <w:proofErr w:type="gramStart"/>
+      <w:r>
+        <w:t>users.map</w:t>
+      </w:r>
+      <w:proofErr w:type="spellEnd"/>
+      <w:r>
+        <w:t>(</w:t>
       </w:r>
       <w:proofErr w:type="gramEnd"/>
       <w:r>
@@ -1553,19 +1729,34 @@
     </w:p>
     <w:p>
       <w:r>
-        <w:t xml:space="preserve">const activeUsers = </w:t>
-      </w:r>
+        <w:t xml:space="preserve">const </w:t>
+      </w:r>
+      <w:proofErr w:type="spellStart"/>
+      <w:r>
+        <w:t>activeUsers</w:t>
+      </w:r>
+      <w:proofErr w:type="spellEnd"/>
+      <w:r>
+        <w:t xml:space="preserve"> = </w:t>
+      </w:r>
+      <w:proofErr w:type="spellStart"/>
       <w:proofErr w:type="gramStart"/>
       <w:r>
         <w:t>users.filter</w:t>
       </w:r>
+      <w:proofErr w:type="spellEnd"/>
       <w:proofErr w:type="gramEnd"/>
       <w:r>
         <w:t xml:space="preserve">(u =&gt; </w:t>
       </w:r>
-      <w:proofErr w:type="gramStart"/>
-      <w:r>
-        <w:t>u.active);</w:t>
+      <w:proofErr w:type="spellStart"/>
+      <w:proofErr w:type="gramStart"/>
+      <w:r>
+        <w:t>u.active</w:t>
+      </w:r>
+      <w:proofErr w:type="spellEnd"/>
+      <w:r>
+        <w:t>);</w:t>
       </w:r>
       <w:proofErr w:type="gramEnd"/>
     </w:p>
@@ -1577,20 +1768,32 @@
     </w:p>
     <w:p>
       <w:r>
-        <w:t xml:space="preserve">const activeCount = </w:t>
-      </w:r>
+        <w:t xml:space="preserve">const </w:t>
+      </w:r>
+      <w:proofErr w:type="spellStart"/>
+      <w:r>
+        <w:t>activeCount</w:t>
+      </w:r>
+      <w:proofErr w:type="spellEnd"/>
+      <w:r>
+        <w:t xml:space="preserve"> = </w:t>
+      </w:r>
+      <w:proofErr w:type="spellStart"/>
       <w:proofErr w:type="gramStart"/>
       <w:r>
         <w:t>users.reduce</w:t>
       </w:r>
+      <w:proofErr w:type="spellEnd"/>
       <w:proofErr w:type="gramEnd"/>
       <w:r>
         <w:t>((acc, u) =&gt; acc + (</w:t>
       </w:r>
+      <w:proofErr w:type="spellStart"/>
       <w:proofErr w:type="gramStart"/>
       <w:r>
         <w:t>u.active</w:t>
       </w:r>
+      <w:proofErr w:type="spellEnd"/>
       <w:proofErr w:type="gramEnd"/>
       <w:r>
         <w:t xml:space="preserve"> ? </w:t>
@@ -1625,8 +1828,13 @@
     </w:p>
     <w:p>
       <w:r>
-        <w:t>console.log(activeUsers</w:t>
-      </w:r>
+        <w:t>console.log(</w:t>
+      </w:r>
+      <w:proofErr w:type="spellStart"/>
+      <w:r>
+        <w:t>activeUsers</w:t>
+      </w:r>
+      <w:proofErr w:type="spellEnd"/>
       <w:proofErr w:type="gramStart"/>
       <w:r>
         <w:t>);  // [{</w:t>
@@ -1651,8 +1859,13 @@
     </w:p>
     <w:p>
       <w:r>
-        <w:t>console.log(activeCount</w:t>
-      </w:r>
+        <w:t>console.log(</w:t>
+      </w:r>
+      <w:proofErr w:type="spellStart"/>
+      <w:r>
+        <w:t>activeCount</w:t>
+      </w:r>
+      <w:proofErr w:type="spellEnd"/>
       <w:proofErr w:type="gramStart"/>
       <w:r>
         <w:t>);  /</w:t>
@@ -1665,7 +1878,7 @@
     <w:p>
       <w:r>
         <w:pict w14:anchorId="7BD5A54F">
-          <v:rect id="_x0000_i1112" style="width:0;height:1.5pt" o:hralign="center" o:hrstd="t" o:hr="t" fillcolor="#a0a0a0" stroked="f"/>
+          <v:rect id="_x0000_i1029" style="width:0;height:1.5pt" o:hralign="center" o:hrstd="t" o:hr="t" fillcolor="#a0a0a0" stroked="f"/>
         </w:pict>
       </w:r>
     </w:p>
@@ -1752,7 +1965,7 @@
     <w:p>
       <w:r>
         <w:pict w14:anchorId="4E33BA7D">
-          <v:rect id="_x0000_i1113" style="width:0;height:1.5pt" o:hralign="center" o:hrstd="t" o:hr="t" fillcolor="#a0a0a0" stroked="f"/>
+          <v:rect id="_x0000_i1030" style="width:0;height:1.5pt" o:hralign="center" o:hrstd="t" o:hr="t" fillcolor="#a0a0a0" stroked="f"/>
         </w:pict>
       </w:r>
     </w:p>
@@ -1811,9 +2024,14 @@
       <w:r>
         <w:t>console.log(</w:t>
       </w:r>
-      <w:proofErr w:type="gramEnd"/>
-      <w:r>
-        <w:t>Object.keys(person)); // ['name', 'age', 'city']</w:t>
+      <w:proofErr w:type="spellStart"/>
+      <w:proofErr w:type="gramEnd"/>
+      <w:r>
+        <w:t>Object.keys</w:t>
+      </w:r>
+      <w:proofErr w:type="spellEnd"/>
+      <w:r>
+        <w:t>(person)); // ['name', 'age', 'city']</w:t>
       </w:r>
     </w:p>
     <w:p/>
@@ -1827,9 +2045,14 @@
       <w:r>
         <w:t>console.log(</w:t>
       </w:r>
-      <w:proofErr w:type="gramEnd"/>
-      <w:r>
-        <w:t>Object.values(person)); // ['Veda', 25, 'Mumbai']</w:t>
+      <w:proofErr w:type="spellStart"/>
+      <w:proofErr w:type="gramEnd"/>
+      <w:r>
+        <w:t>Object.values</w:t>
+      </w:r>
+      <w:proofErr w:type="spellEnd"/>
+      <w:r>
+        <w:t>(person)); // ['Veda', 25, 'Mumbai']</w:t>
       </w:r>
     </w:p>
     <w:p/>
@@ -1843,15 +2066,36 @@
       <w:r>
         <w:t>console.log(</w:t>
       </w:r>
-      <w:proofErr w:type="gramEnd"/>
-      <w:r>
-        <w:t>Object.entries(person)); // [['name','Veda'], ['age',25], ['city','Mumbai']]</w:t>
+      <w:proofErr w:type="spellStart"/>
+      <w:proofErr w:type="gramEnd"/>
+      <w:r>
+        <w:t>Object.entries</w:t>
+      </w:r>
+      <w:proofErr w:type="spellEnd"/>
+      <w:r>
+        <w:t>(person)); // [['</w:t>
+      </w:r>
+      <w:proofErr w:type="spellStart"/>
+      <w:r>
+        <w:t>name','Veda</w:t>
+      </w:r>
+      <w:proofErr w:type="spellEnd"/>
+      <w:r>
+        <w:t>'], ['age',25], ['</w:t>
+      </w:r>
+      <w:proofErr w:type="spellStart"/>
+      <w:r>
+        <w:t>city','Mumbai</w:t>
+      </w:r>
+      <w:proofErr w:type="spellEnd"/>
+      <w:r>
+        <w:t>']]</w:t>
       </w:r>
     </w:p>
     <w:p>
       <w:r>
         <w:pict w14:anchorId="318631BE">
-          <v:rect id="_x0000_i1114" style="width:0;height:1.5pt" o:hralign="center" o:hrstd="t" o:hr="t" fillcolor="#a0a0a0" stroked="f"/>
+          <v:rect id="_x0000_i1031" style="width:0;height:1.5pt" o:hralign="center" o:hrstd="t" o:hr="t" fillcolor="#a0a0a0" stroked="f"/>
         </w:pict>
       </w:r>
     </w:p>
@@ -1936,7 +2180,7 @@
     <w:p>
       <w:r>
         <w:pict w14:anchorId="042F01D2">
-          <v:rect id="_x0000_i1115" style="width:0;height:1.5pt" o:hralign="center" o:hrstd="t" o:hr="t" fillcolor="#a0a0a0" stroked="f"/>
+          <v:rect id="_x0000_i1032" style="width:0;height:1.5pt" o:hralign="center" o:hrstd="t" o:hr="t" fillcolor="#a0a0a0" stroked="f"/>
         </w:pict>
       </w:r>
     </w:p>
@@ -1965,7 +2209,15 @@
     </w:p>
     <w:p>
       <w:r>
-        <w:t>const arr = [1, 2, 3</w:t>
+        <w:t xml:space="preserve">const </w:t>
+      </w:r>
+      <w:proofErr w:type="spellStart"/>
+      <w:r>
+        <w:t>arr</w:t>
+      </w:r>
+      <w:proofErr w:type="spellEnd"/>
+      <w:r>
+        <w:t xml:space="preserve"> = [1, 2, 3</w:t>
       </w:r>
       <w:proofErr w:type="gramStart"/>
       <w:r>
@@ -1974,10 +2226,12 @@
       <w:proofErr w:type="gramEnd"/>
     </w:p>
     <w:p>
+      <w:proofErr w:type="spellStart"/>
       <w:proofErr w:type="gramStart"/>
       <w:r>
         <w:t>arr.push</w:t>
       </w:r>
+      <w:proofErr w:type="spellEnd"/>
       <w:proofErr w:type="gramEnd"/>
       <w:r>
         <w:t>(4); // modifies existing memory reference</w:t>
@@ -2008,7 +2262,15 @@
     </w:p>
     <w:p>
       <w:r>
-        <w:t>const arr = [1, 2, 3</w:t>
+        <w:t xml:space="preserve">const </w:t>
+      </w:r>
+      <w:proofErr w:type="spellStart"/>
+      <w:r>
+        <w:t>arr</w:t>
+      </w:r>
+      <w:proofErr w:type="spellEnd"/>
+      <w:r>
+        <w:t xml:space="preserve"> = [1, 2, 3</w:t>
       </w:r>
       <w:proofErr w:type="gramStart"/>
       <w:r>
@@ -2018,7 +2280,23 @@
     </w:p>
     <w:p>
       <w:r>
-        <w:t>const newArr = [...arr, 4]; // creates new array</w:t>
+        <w:t xml:space="preserve">const </w:t>
+      </w:r>
+      <w:proofErr w:type="spellStart"/>
+      <w:r>
+        <w:t>newArr</w:t>
+      </w:r>
+      <w:proofErr w:type="spellEnd"/>
+      <w:r>
+        <w:t xml:space="preserve"> = [...</w:t>
+      </w:r>
+      <w:proofErr w:type="spellStart"/>
+      <w:r>
+        <w:t>arr</w:t>
+      </w:r>
+      <w:proofErr w:type="spellEnd"/>
+      <w:r>
+        <w:t>, 4]; // creates new array</w:t>
       </w:r>
     </w:p>
     <w:p>
@@ -2063,8 +2341,13 @@
       </w:r>
     </w:p>
     <w:p>
-      <w:r>
-        <w:t xml:space="preserve">user.age = </w:t>
+      <w:proofErr w:type="spellStart"/>
+      <w:r>
+        <w:t>user.age</w:t>
+      </w:r>
+      <w:proofErr w:type="spellEnd"/>
+      <w:r>
+        <w:t xml:space="preserve"> = </w:t>
       </w:r>
       <w:proofErr w:type="gramStart"/>
       <w:r>
@@ -2089,7 +2372,15 @@
     </w:p>
     <w:p>
       <w:r>
-        <w:t xml:space="preserve">const updatedUser = </w:t>
+        <w:t xml:space="preserve">const </w:t>
+      </w:r>
+      <w:proofErr w:type="spellStart"/>
+      <w:r>
+        <w:t>updatedUser</w:t>
+      </w:r>
+      <w:proofErr w:type="spellEnd"/>
+      <w:r>
+        <w:t xml:space="preserve"> = </w:t>
       </w:r>
       <w:proofErr w:type="gramStart"/>
       <w:r>
@@ -2111,7 +2402,7 @@
     <w:p>
       <w:r>
         <w:pict w14:anchorId="1A6586D2">
-          <v:rect id="_x0000_i1116" style="width:0;height:1.5pt" o:hralign="center" o:hrstd="t" o:hr="t" fillcolor="#a0a0a0" stroked="f"/>
+          <v:rect id="_x0000_i1033" style="width:0;height:1.5pt" o:hralign="center" o:hrstd="t" o:hr="t" fillcolor="#a0a0a0" stroked="f"/>
         </w:pict>
       </w:r>
     </w:p>
@@ -2191,7 +2482,7 @@
     <w:p>
       <w:r>
         <w:pict w14:anchorId="43F1DC3D">
-          <v:rect id="_x0000_i1117" style="width:0;height:1.5pt" o:hralign="center" o:hrstd="t" o:hr="t" fillcolor="#a0a0a0" stroked="f"/>
+          <v:rect id="_x0000_i1034" style="width:0;height:1.5pt" o:hralign="center" o:hrstd="t" o:hr="t" fillcolor="#a0a0a0" stroked="f"/>
         </w:pict>
       </w:r>
     </w:p>
@@ -2236,7 +2527,7 @@
     <w:p>
       <w:r>
         <w:pict w14:anchorId="309AE19C">
-          <v:rect id="_x0000_i1118" style="width:0;height:1.5pt" o:hralign="center" o:hrstd="t" o:hr="t" fillcolor="#a0a0a0" stroked="f"/>
+          <v:rect id="_x0000_i1035" style="width:0;height:1.5pt" o:hralign="center" o:hrstd="t" o:hr="t" fillcolor="#a0a0a0" stroked="f"/>
         </w:pict>
       </w:r>
     </w:p>
@@ -2315,9 +2606,14 @@
       <w:proofErr w:type="gramEnd"/>
     </w:p>
     <w:p>
-      <w:proofErr w:type="gramStart"/>
-      <w:r>
-        <w:t>map.set(</w:t>
+      <w:proofErr w:type="spellStart"/>
+      <w:proofErr w:type="gramStart"/>
+      <w:r>
+        <w:t>map.set</w:t>
+      </w:r>
+      <w:proofErr w:type="spellEnd"/>
+      <w:r>
+        <w:t>(</w:t>
       </w:r>
       <w:proofErr w:type="gramEnd"/>
       <w:r>
@@ -2330,9 +2626,14 @@
       <w:proofErr w:type="gramEnd"/>
     </w:p>
     <w:p>
-      <w:proofErr w:type="gramStart"/>
-      <w:r>
-        <w:t>map.set(</w:t>
+      <w:proofErr w:type="spellStart"/>
+      <w:proofErr w:type="gramStart"/>
+      <w:r>
+        <w:t>map.set</w:t>
+      </w:r>
+      <w:proofErr w:type="spellEnd"/>
+      <w:r>
+        <w:t>(</w:t>
       </w:r>
       <w:proofErr w:type="gramEnd"/>
       <w:r>
@@ -2345,9 +2646,14 @@
       <w:proofErr w:type="gramEnd"/>
     </w:p>
     <w:p>
-      <w:proofErr w:type="gramStart"/>
-      <w:r>
-        <w:t>map.set(</w:t>
+      <w:proofErr w:type="spellStart"/>
+      <w:proofErr w:type="gramStart"/>
+      <w:r>
+        <w:t>map.set</w:t>
+      </w:r>
+      <w:proofErr w:type="spellEnd"/>
+      <w:r>
+        <w:t>(</w:t>
       </w:r>
       <w:proofErr w:type="gramEnd"/>
       <w:r>
@@ -2362,17 +2668,27 @@
     <w:p/>
     <w:p>
       <w:r>
-        <w:t>console.log(map.get("name")); // 'Veda'</w:t>
-      </w:r>
-    </w:p>
-    <w:p>
-      <w:r>
         <w:t>console.log(</w:t>
       </w:r>
+      <w:proofErr w:type="spellStart"/>
+      <w:r>
+        <w:t>map.get</w:t>
+      </w:r>
+      <w:proofErr w:type="spellEnd"/>
+      <w:r>
+        <w:t>("name")); // 'Veda'</w:t>
+      </w:r>
+    </w:p>
+    <w:p>
+      <w:r>
+        <w:t>console.log(</w:t>
+      </w:r>
+      <w:proofErr w:type="spellStart"/>
       <w:proofErr w:type="gramStart"/>
       <w:r>
         <w:t>map.size</w:t>
       </w:r>
+      <w:proofErr w:type="spellEnd"/>
       <w:proofErr w:type="gramEnd"/>
       <w:r>
         <w:t>); // 3</w:t>
@@ -2450,7 +2766,7 @@
     <w:p>
       <w:r>
         <w:pict w14:anchorId="40CDE228">
-          <v:rect id="_x0000_i1119" style="width:0;height:1.5pt" o:hralign="center" o:hrstd="t" o:hr="t" fillcolor="#a0a0a0" stroked="f"/>
+          <v:rect id="_x0000_i1036" style="width:0;height:1.5pt" o:hralign="center" o:hrstd="t" o:hr="t" fillcolor="#a0a0a0" stroked="f"/>
         </w:pict>
       </w:r>
     </w:p>
@@ -2559,7 +2875,15 @@
     </w:p>
     <w:p>
       <w:r>
-        <w:t>const arr = [1, 2, 2, 3, 4, 4</w:t>
+        <w:t xml:space="preserve">const </w:t>
+      </w:r>
+      <w:proofErr w:type="spellStart"/>
+      <w:r>
+        <w:t>arr</w:t>
+      </w:r>
+      <w:proofErr w:type="spellEnd"/>
+      <w:r>
+        <w:t xml:space="preserve"> = [1, 2, 2, 3, 4, 4</w:t>
       </w:r>
       <w:proofErr w:type="gramStart"/>
       <w:r>
@@ -2569,7 +2893,23 @@
     </w:p>
     <w:p>
       <w:r>
-        <w:t>const uniqueArr = [...new Set(arr)</w:t>
+        <w:t xml:space="preserve">const </w:t>
+      </w:r>
+      <w:proofErr w:type="spellStart"/>
+      <w:r>
+        <w:t>uniqueArr</w:t>
+      </w:r>
+      <w:proofErr w:type="spellEnd"/>
+      <w:r>
+        <w:t xml:space="preserve"> = [...new Set(</w:t>
+      </w:r>
+      <w:proofErr w:type="spellStart"/>
+      <w:r>
+        <w:t>arr</w:t>
+      </w:r>
+      <w:proofErr w:type="spellEnd"/>
+      <w:r>
+        <w:t>)</w:t>
       </w:r>
       <w:proofErr w:type="gramStart"/>
       <w:r>
@@ -2579,13 +2919,21 @@
     </w:p>
     <w:p>
       <w:r>
-        <w:t>console.log(uniqueArr); // [1, 2, 3, 4]</w:t>
+        <w:t>console.log(</w:t>
+      </w:r>
+      <w:proofErr w:type="spellStart"/>
+      <w:r>
+        <w:t>uniqueArr</w:t>
+      </w:r>
+      <w:proofErr w:type="spellEnd"/>
+      <w:r>
+        <w:t>); // [1, 2, 3, 4]</w:t>
       </w:r>
     </w:p>
     <w:p>
       <w:r>
         <w:pict w14:anchorId="3569F31F">
-          <v:rect id="_x0000_i1120" style="width:0;height:1.5pt" o:hralign="center" o:hrstd="t" o:hr="t" fillcolor="#a0a0a0" stroked="f"/>
+          <v:rect id="_x0000_i1037" style="width:0;height:1.5pt" o:hralign="center" o:hrstd="t" o:hr="t" fillcolor="#a0a0a0" stroked="f"/>
         </w:pict>
       </w:r>
     </w:p>
@@ -2788,9 +3136,14 @@
             <w:r>
               <w:t xml:space="preserve">Use {...obj} or </w:t>
             </w:r>
+            <w:proofErr w:type="spellStart"/>
             <w:proofErr w:type="gramStart"/>
             <w:r>
-              <w:t>structuredClone(</w:t>
+              <w:t>structuredClone</w:t>
+            </w:r>
+            <w:proofErr w:type="spellEnd"/>
+            <w:r>
+              <w:t>(</w:t>
             </w:r>
             <w:proofErr w:type="gramEnd"/>
             <w:r>
@@ -2943,7 +3296,7 @@
     <w:p>
       <w:r>
         <w:pict w14:anchorId="3CA0B6E4">
-          <v:rect id="_x0000_i1121" style="width:0;height:1.5pt" o:hralign="center" o:hrstd="t" o:hr="t" fillcolor="#a0a0a0" stroked="f"/>
+          <v:rect id="_x0000_i1038" style="width:0;height:1.5pt" o:hralign="center" o:hrstd="t" o:hr="t" fillcolor="#a0a0a0" stroked="f"/>
         </w:pict>
       </w:r>
     </w:p>
@@ -3310,7 +3663,7 @@
     <w:p>
       <w:r>
         <w:pict w14:anchorId="7C951F5E">
-          <v:rect id="_x0000_i1122" style="width:0;height:1.5pt" o:hralign="center" o:hrstd="t" o:hr="t" fillcolor="#a0a0a0" stroked="f"/>
+          <v:rect id="_x0000_i1039" style="width:0;height:1.5pt" o:hralign="center" o:hrstd="t" o:hr="t" fillcolor="#a0a0a0" stroked="f"/>
         </w:pict>
       </w:r>
     </w:p>
@@ -3355,9 +3708,14 @@
       <w:r>
         <w:t xml:space="preserve">) and </w:t>
       </w:r>
-      <w:proofErr w:type="gramStart"/>
-      <w:r>
-        <w:t>forEach(</w:t>
+      <w:proofErr w:type="spellStart"/>
+      <w:proofErr w:type="gramStart"/>
+      <w:r>
+        <w:t>forEach</w:t>
+      </w:r>
+      <w:proofErr w:type="spellEnd"/>
+      <w:r>
+        <w:t>(</w:t>
       </w:r>
       <w:proofErr w:type="gramEnd"/>
       <w:r>
@@ -3407,9 +3765,14 @@
       <w:r>
         <w:t xml:space="preserve">Which is faster for large datasets: </w:t>
       </w:r>
-      <w:proofErr w:type="gramStart"/>
-      <w:r>
-        <w:t>forEach(</w:t>
+      <w:proofErr w:type="spellStart"/>
+      <w:proofErr w:type="gramStart"/>
+      <w:r>
+        <w:t>forEach</w:t>
+      </w:r>
+      <w:proofErr w:type="spellEnd"/>
+      <w:r>
+        <w:t>(</w:t>
       </w:r>
       <w:proofErr w:type="gramEnd"/>
       <w:r>
@@ -3463,13 +3826,22 @@
         </w:rPr>
         <w:t xml:space="preserve">) and </w:t>
       </w:r>
-      <w:proofErr w:type="gramStart"/>
-      <w:r>
-        <w:rPr>
-          <w:b/>
-          <w:bCs/>
-        </w:rPr>
-        <w:t>forEach(</w:t>
+      <w:proofErr w:type="spellStart"/>
+      <w:proofErr w:type="gramStart"/>
+      <w:r>
+        <w:rPr>
+          <w:b/>
+          <w:bCs/>
+        </w:rPr>
+        <w:t>forEach</w:t>
+      </w:r>
+      <w:proofErr w:type="spellEnd"/>
+      <w:r>
+        <w:rPr>
+          <w:b/>
+          <w:bCs/>
+        </w:rPr>
+        <w:t>(</w:t>
       </w:r>
       <w:proofErr w:type="gramEnd"/>
       <w:r>
@@ -3568,13 +3940,22 @@
                 <w:bCs/>
               </w:rPr>
             </w:pPr>
+            <w:proofErr w:type="spellStart"/>
             <w:proofErr w:type="gramStart"/>
             <w:r>
               <w:rPr>
                 <w:b/>
                 <w:bCs/>
               </w:rPr>
-              <w:t>forEach(</w:t>
+              <w:t>forEach</w:t>
+            </w:r>
+            <w:proofErr w:type="spellEnd"/>
+            <w:r>
+              <w:rPr>
+                <w:b/>
+                <w:bCs/>
+              </w:rPr>
+              <w:t>(</w:t>
             </w:r>
             <w:proofErr w:type="gramEnd"/>
             <w:r>
@@ -3759,7 +4140,15 @@
     </w:p>
     <w:p>
       <w:r>
-        <w:t>const nums = [1, 2, 3</w:t>
+        <w:t xml:space="preserve">const </w:t>
+      </w:r>
+      <w:proofErr w:type="spellStart"/>
+      <w:r>
+        <w:t>nums</w:t>
+      </w:r>
+      <w:proofErr w:type="spellEnd"/>
+      <w:r>
+        <w:t xml:space="preserve"> = [1, 2, 3</w:t>
       </w:r>
       <w:proofErr w:type="gramStart"/>
       <w:r>
@@ -3771,9 +4160,14 @@
       <w:r>
         <w:t xml:space="preserve">const doubled = </w:t>
       </w:r>
-      <w:proofErr w:type="gramStart"/>
-      <w:r>
-        <w:t>nums.map(</w:t>
+      <w:proofErr w:type="spellStart"/>
+      <w:proofErr w:type="gramStart"/>
+      <w:r>
+        <w:t>nums.map</w:t>
+      </w:r>
+      <w:proofErr w:type="spellEnd"/>
+      <w:r>
+        <w:t>(</w:t>
       </w:r>
       <w:proofErr w:type="gramEnd"/>
       <w:r>
@@ -3781,10 +4175,12 @@
       </w:r>
     </w:p>
     <w:p>
+      <w:proofErr w:type="spellStart"/>
       <w:proofErr w:type="gramStart"/>
       <w:r>
         <w:t>nums.forEach</w:t>
       </w:r>
+      <w:proofErr w:type="spellEnd"/>
       <w:proofErr w:type="gramEnd"/>
       <w:r>
         <w:t>(n =&gt; console.log(n)); // prints 1,2,3 — returns nothing</w:t>
@@ -3831,9 +4227,14 @@
       <w:r>
         <w:br/>
       </w:r>
-      <w:proofErr w:type="gramStart"/>
-      <w:r>
-        <w:t>forEach(</w:t>
+      <w:proofErr w:type="spellStart"/>
+      <w:proofErr w:type="gramStart"/>
+      <w:r>
+        <w:t>forEach</w:t>
+      </w:r>
+      <w:proofErr w:type="spellEnd"/>
+      <w:r>
+        <w:t>(</w:t>
       </w:r>
       <w:proofErr w:type="gramEnd"/>
       <w:r>
@@ -3854,7 +4255,7 @@
       <w:r>
         <w:lastRenderedPageBreak/>
         <w:pict w14:anchorId="03D2E21E">
-          <v:rect id="_x0000_i1175" style="width:0;height:1.5pt" o:hralign="center" o:hrstd="t" o:hr="t" fillcolor="#a0a0a0" stroked="f"/>
+          <v:rect id="_x0000_i1040" style="width:0;height:1.5pt" o:hralign="center" o:hrstd="t" o:hr="t" fillcolor="#a0a0a0" stroked="f"/>
         </w:pict>
       </w:r>
     </w:p>
@@ -3883,7 +4284,15 @@
     </w:p>
     <w:p>
       <w:r>
-        <w:t xml:space="preserve">Because React’s </w:t>
+        <w:t xml:space="preserve">Because </w:t>
+      </w:r>
+      <w:proofErr w:type="spellStart"/>
+      <w:r>
+        <w:t>React’s</w:t>
+      </w:r>
+      <w:proofErr w:type="spellEnd"/>
+      <w:r>
+        <w:t xml:space="preserve"> </w:t>
       </w:r>
       <w:r>
         <w:rPr>
@@ -3935,14 +4344,24 @@
       </w:r>
     </w:p>
     <w:p>
+      <w:proofErr w:type="spellStart"/>
       <w:proofErr w:type="gramStart"/>
       <w:r>
         <w:t>state.items</w:t>
       </w:r>
       <w:proofErr w:type="gramEnd"/>
       <w:r>
-        <w:t>.push(newItem</w:t>
-      </w:r>
+        <w:t>.push</w:t>
+      </w:r>
+      <w:proofErr w:type="spellEnd"/>
+      <w:r>
+        <w:t>(</w:t>
+      </w:r>
+      <w:proofErr w:type="spellStart"/>
+      <w:r>
+        <w:t>newItem</w:t>
+      </w:r>
+      <w:proofErr w:type="spellEnd"/>
       <w:proofErr w:type="gramStart"/>
       <w:r>
         <w:t>);  /</w:t>
@@ -3968,21 +4387,36 @@
       </w:r>
     </w:p>
     <w:p>
-      <w:proofErr w:type="gramStart"/>
-      <w:r>
-        <w:t>setItems(</w:t>
+      <w:proofErr w:type="spellStart"/>
+      <w:proofErr w:type="gramStart"/>
+      <w:r>
+        <w:t>setItems</w:t>
+      </w:r>
+      <w:proofErr w:type="spellEnd"/>
+      <w:r>
+        <w:t>(</w:t>
       </w:r>
       <w:proofErr w:type="gramEnd"/>
       <w:r>
         <w:t>[...</w:t>
       </w:r>
+      <w:proofErr w:type="spellStart"/>
       <w:proofErr w:type="gramStart"/>
       <w:r>
         <w:t>state.items</w:t>
       </w:r>
-      <w:proofErr w:type="gramEnd"/>
-      <w:r>
-        <w:t>, newItem]); // new reference — re-render triggered</w:t>
+      <w:proofErr w:type="spellEnd"/>
+      <w:proofErr w:type="gramEnd"/>
+      <w:r>
+        <w:t xml:space="preserve">, </w:t>
+      </w:r>
+      <w:proofErr w:type="spellStart"/>
+      <w:r>
+        <w:t>newItem</w:t>
+      </w:r>
+      <w:proofErr w:type="spellEnd"/>
+      <w:r>
+        <w:t>]); // new reference — re-render triggered</w:t>
       </w:r>
     </w:p>
     <w:p>
@@ -4040,7 +4474,7 @@
     <w:p>
       <w:r>
         <w:pict w14:anchorId="4C3944BB">
-          <v:rect id="_x0000_i1176" style="width:0;height:1.5pt" o:hralign="center" o:hrstd="t" o:hr="t" fillcolor="#a0a0a0" stroked="f"/>
+          <v:rect id="_x0000_i1041" style="width:0;height:1.5pt" o:hralign="center" o:hrstd="t" o:hr="t" fillcolor="#a0a0a0" stroked="f"/>
         </w:pict>
       </w:r>
     </w:p>
@@ -4169,7 +4603,15 @@
     </w:p>
     <w:p>
       <w:r>
-        <w:t>const keyObj = {</w:t>
+        <w:t xml:space="preserve">const </w:t>
+      </w:r>
+      <w:proofErr w:type="spellStart"/>
+      <w:r>
+        <w:t>keyObj</w:t>
+      </w:r>
+      <w:proofErr w:type="spellEnd"/>
+      <w:r>
+        <w:t xml:space="preserve"> = {</w:t>
       </w:r>
       <w:proofErr w:type="gramStart"/>
       <w:r>
@@ -4178,13 +4620,23 @@
       <w:proofErr w:type="gramEnd"/>
     </w:p>
     <w:p>
-      <w:proofErr w:type="gramStart"/>
-      <w:r>
-        <w:t>map.set(</w:t>
-      </w:r>
-      <w:proofErr w:type="gramEnd"/>
-      <w:r>
-        <w:t>keyObj, "value"</w:t>
+      <w:proofErr w:type="spellStart"/>
+      <w:proofErr w:type="gramStart"/>
+      <w:r>
+        <w:t>map.set</w:t>
+      </w:r>
+      <w:proofErr w:type="spellEnd"/>
+      <w:r>
+        <w:t>(</w:t>
+      </w:r>
+      <w:proofErr w:type="spellStart"/>
+      <w:proofErr w:type="gramEnd"/>
+      <w:r>
+        <w:t>keyObj</w:t>
+      </w:r>
+      <w:proofErr w:type="spellEnd"/>
+      <w:r>
+        <w:t>, "value"</w:t>
       </w:r>
       <w:proofErr w:type="gramStart"/>
       <w:r>
@@ -4194,7 +4646,23 @@
     </w:p>
     <w:p>
       <w:r>
-        <w:t xml:space="preserve">console.log(map.get(keyObj)); // "value" </w:t>
+        <w:t>console.log(</w:t>
+      </w:r>
+      <w:proofErr w:type="spellStart"/>
+      <w:r>
+        <w:t>map.get</w:t>
+      </w:r>
+      <w:proofErr w:type="spellEnd"/>
+      <w:r>
+        <w:t>(</w:t>
+      </w:r>
+      <w:proofErr w:type="spellStart"/>
+      <w:r>
+        <w:t>keyObj</w:t>
+      </w:r>
+      <w:proofErr w:type="spellEnd"/>
+      <w:r>
+        <w:t xml:space="preserve">)); // "value" </w:t>
       </w:r>
       <w:r>
         <w:rPr>
@@ -4249,7 +4717,7 @@
       <w:r>
         <w:lastRenderedPageBreak/>
         <w:pict w14:anchorId="4C0E9DBD">
-          <v:rect id="_x0000_i1177" style="width:0;height:1.5pt" o:hralign="center" o:hrstd="t" o:hr="t" fillcolor="#a0a0a0" stroked="f"/>
+          <v:rect id="_x0000_i1042" style="width:0;height:1.5pt" o:hralign="center" o:hrstd="t" o:hr="t" fillcolor="#a0a0a0" stroked="f"/>
         </w:pict>
       </w:r>
     </w:p>
@@ -4302,7 +4770,15 @@
     </w:p>
     <w:p>
       <w:r>
-        <w:t>const arr = [1, 2, 2, 3</w:t>
+        <w:t xml:space="preserve">const </w:t>
+      </w:r>
+      <w:proofErr w:type="spellStart"/>
+      <w:r>
+        <w:t>arr</w:t>
+      </w:r>
+      <w:proofErr w:type="spellEnd"/>
+      <w:r>
+        <w:t xml:space="preserve"> = [1, 2, 2, 3</w:t>
       </w:r>
       <w:proofErr w:type="gramStart"/>
       <w:r>
@@ -4312,7 +4788,15 @@
     </w:p>
     <w:p>
       <w:r>
-        <w:t>const unique = [...new Set(arr)</w:t>
+        <w:t>const unique = [...new Set(</w:t>
+      </w:r>
+      <w:proofErr w:type="spellStart"/>
+      <w:r>
+        <w:t>arr</w:t>
+      </w:r>
+      <w:proofErr w:type="spellEnd"/>
+      <w:r>
+        <w:t>)</w:t>
       </w:r>
       <w:proofErr w:type="gramStart"/>
       <w:r>
@@ -4360,7 +4844,7 @@
     <w:p>
       <w:r>
         <w:pict w14:anchorId="67C63366">
-          <v:rect id="_x0000_i1178" style="width:0;height:1.5pt" o:hralign="center" o:hrstd="t" o:hr="t" fillcolor="#a0a0a0" stroked="f"/>
+          <v:rect id="_x0000_i1043" style="width:0;height:1.5pt" o:hralign="center" o:hrstd="t" o:hr="t" fillcolor="#a0a0a0" stroked="f"/>
         </w:pict>
       </w:r>
     </w:p>
@@ -4386,13 +4870,22 @@
         </w:rPr>
         <w:t xml:space="preserve"> Q5. Which is faster for large datasets: </w:t>
       </w:r>
-      <w:proofErr w:type="gramStart"/>
-      <w:r>
-        <w:rPr>
-          <w:b/>
-          <w:bCs/>
-        </w:rPr>
-        <w:t>forEach(</w:t>
+      <w:proofErr w:type="spellStart"/>
+      <w:proofErr w:type="gramStart"/>
+      <w:r>
+        <w:rPr>
+          <w:b/>
+          <w:bCs/>
+        </w:rPr>
+        <w:t>forEach</w:t>
+      </w:r>
+      <w:proofErr w:type="spellEnd"/>
+      <w:r>
+        <w:rPr>
+          <w:b/>
+          <w:bCs/>
+        </w:rPr>
+        <w:t>(</w:t>
       </w:r>
       <w:proofErr w:type="gramEnd"/>
       <w:r>
@@ -4450,9 +4943,14 @@
       <w:r>
         <w:t xml:space="preserve"> than </w:t>
       </w:r>
-      <w:proofErr w:type="gramStart"/>
-      <w:r>
-        <w:t>forEach(</w:t>
+      <w:proofErr w:type="spellStart"/>
+      <w:proofErr w:type="gramStart"/>
+      <w:r>
+        <w:t>forEach</w:t>
+      </w:r>
+      <w:proofErr w:type="spellEnd"/>
+      <w:r>
+        <w:t>(</w:t>
       </w:r>
       <w:proofErr w:type="gramEnd"/>
       <w:r>
@@ -4492,7 +4990,15 @@
     </w:p>
     <w:p>
       <w:r>
-        <w:t xml:space="preserve">for (let item of bigArray) </w:t>
+        <w:t xml:space="preserve">for (let item of </w:t>
+      </w:r>
+      <w:proofErr w:type="spellStart"/>
+      <w:r>
+        <w:t>bigArray</w:t>
+      </w:r>
+      <w:proofErr w:type="spellEnd"/>
+      <w:r>
+        <w:t xml:space="preserve">) </w:t>
       </w:r>
       <w:proofErr w:type="gramStart"/>
       <w:r>
@@ -4504,8 +5010,13 @@
       </w:r>
     </w:p>
     <w:p>
-      <w:r>
-        <w:t xml:space="preserve">bigArray.forEach(item =&gt; </w:t>
+      <w:proofErr w:type="spellStart"/>
+      <w:r>
+        <w:t>bigArray.forEach</w:t>
+      </w:r>
+      <w:proofErr w:type="spellEnd"/>
+      <w:r>
+        <w:t xml:space="preserve">(item =&gt; </w:t>
       </w:r>
       <w:proofErr w:type="gramStart"/>
       <w:r>
@@ -4589,7 +5100,7 @@
     <w:p>
       <w:r>
         <w:pict w14:anchorId="39AEC4CB">
-          <v:rect id="_x0000_i1179" style="width:0;height:1.5pt" o:hralign="center" o:hrstd="t" o:hr="t" fillcolor="#a0a0a0" stroked="f"/>
+          <v:rect id="_x0000_i1044" style="width:0;height:1.5pt" o:hralign="center" o:hrstd="t" o:hr="t" fillcolor="#a0a0a0" stroked="f"/>
         </w:pict>
       </w:r>
     </w:p>
@@ -4701,9 +5212,14 @@
             <w:r>
               <w:t xml:space="preserve">) vs </w:t>
             </w:r>
+            <w:proofErr w:type="spellStart"/>
             <w:proofErr w:type="gramStart"/>
             <w:r>
-              <w:t>forEach(</w:t>
+              <w:t>forEach</w:t>
+            </w:r>
+            <w:proofErr w:type="spellEnd"/>
+            <w:r>
+              <w:t>(</w:t>
             </w:r>
             <w:proofErr w:type="gramEnd"/>
             <w:r>
@@ -4726,9 +5242,14 @@
             <w:r>
               <w:t xml:space="preserve">) returns new array; </w:t>
             </w:r>
+            <w:proofErr w:type="spellStart"/>
             <w:proofErr w:type="gramStart"/>
             <w:r>
-              <w:t>forEach(</w:t>
+              <w:t>forEach</w:t>
+            </w:r>
+            <w:proofErr w:type="spellEnd"/>
+            <w:r>
+              <w:t>(</w:t>
             </w:r>
             <w:proofErr w:type="gramEnd"/>
             <w:r>
@@ -6321,6 +6842,7 @@
   <w:style w:type="character" w:default="1" w:styleId="DefaultParagraphFont">
     <w:name w:val="Default Paragraph Font"/>
     <w:uiPriority w:val="1"/>
+    <w:semiHidden/>
     <w:unhideWhenUsed/>
   </w:style>
   <w:style w:type="table" w:default="1" w:styleId="TableNormal">
